--- a/fra/docx/33.content.docx
+++ b/fra/docx/33.content.docx
@@ -231,19 +231,7 @@
         <w:rPr>
           <w:lang w:val="fr_FR" w:bidi="fr_FR"/>
         </w:rPr>
-        <w:t xml:space="preserve">Michée signifie « Qui est comme le Seigneur ? » • Moréscheth était une ville fortifiée située à une courte distance au sud-est de Gath dans les collines basses du sud-ouest de Juda. • de Jotham, d’Achaz, d’Ézéchias (voir </w:t>
-      </w:r>
-      <w:r>
-        <w:rPr>
-          <w:lang w:val="fr_FR" w:bidi="fr_FR"/>
-        </w:rPr>
-        <w:t>Introduction au Livre de Michée</w:t>
-      </w:r>
-      <w:r>
-        <w:rPr>
-          <w:lang w:val="fr_FR" w:bidi="fr_FR"/>
-        </w:rPr>
-        <w:t>, « Contexte ») : les règnes de ces trois rois se sont étendus sur environ 65 ans au total (entre 750 et 686 av. J.‑C. environ). • Le message de Dieu est venu à Michée en visions. • Samarie et Jérusalem étaient les capitales respectives d’Israël du Nord et de Juda. Parfois, ces noms de villes renvoient à leurs pays entiers.</w:t>
+        <w:t>Michée signifie « Qui est comme le Seigneur ? » • Moréscheth était une ville fortifiée située à une courte distance au sud-est de Gath dans les collines basses du sud-ouest de Juda. • de Jotham, d’Achaz, d’Ézéchias (voir Introduction au Livre de Michée, « Contexte ») : les règnes de ces trois rois se sont étendus sur environ 65 ans au total (entre 750 et 686 av. J.‑C. environ). • Le message de Dieu est venu à Michée en visions. • Samarie et Jérusalem étaient les capitales respectives d’Israël du Nord et de Juda. Parfois, ces noms de villes renvoient à leurs pays entiers.</w:t>
       </w:r>
       <w:r>
         <w:rPr>
